--- a/media/R2499/output_dir/动态测试环境说明.docx
+++ b/media/R2499/output_dir/动态测试环境说明.docx
@@ -1,6 +1,6 @@
 
 <file path=word/document.xml><?xml version="1.0" encoding="utf-8"?>
-<w:document xmlns:wpc="http://schemas.microsoft.com/office/word/2010/wordprocessingCanvas" xmlns:cx="http://schemas.microsoft.com/office/drawing/2014/chartex" xmlns:cx1="http://schemas.microsoft.com/office/drawing/2015/9/8/chartex" xmlns:cx2="http://schemas.microsoft.com/office/drawing/2015/10/21/chartex" xmlns:cx3="http://schemas.microsoft.com/office/drawing/2016/5/9/chartex" xmlns:cx4="http://schemas.microsoft.com/office/drawing/2016/5/10/chartex" xmlns:cx5="http://schemas.microsoft.com/office/drawing/2016/5/11/chartex" xmlns:cx6="http://schemas.microsoft.com/office/drawing/2016/5/12/chartex" xmlns:cx7="http://schemas.microsoft.com/office/drawing/2016/5/13/chartex" xmlns:cx8="http://schemas.microsoft.com/office/drawing/2016/5/14/chartex" xmlns:mc="http://schemas.openxmlformats.org/markup-compatibility/2006" xmlns:aink="http://schemas.microsoft.com/office/drawing/2016/ink" xmlns:am3d="http://schemas.microsoft.com/office/drawing/2017/model3d" xmlns:o="urn:schemas-microsoft-com:office:office" xmlns:oel="http://schemas.microsoft.com/office/2019/extlst" xmlns:r="http://schemas.openxmlformats.org/officeDocument/2006/relationships" xmlns:m="http://schemas.openxmlformats.org/officeDocument/2006/math" xmlns:v="urn:schemas-microsoft-com:vml" xmlns:wp14="http://schemas.microsoft.com/office/word/2010/wordprocessingDrawing" xmlns:wp="http://schemas.openxmlformats.org/drawingml/2006/wordprocessingDrawing" xmlns:w10="urn:schemas-microsoft-com:office:word" xmlns:w="http://schemas.openxmlformats.org/wordprocessingml/2006/main" xmlns:w14="http://schemas.microsoft.com/office/word/2010/wordml" xmlns:w15="http://schemas.microsoft.com/office/word/2012/wordml" xmlns:w16cex="http://schemas.microsoft.com/office/word/2018/wordml/cex" xmlns:w16cid="http://schemas.microsoft.com/office/word/2016/wordml/cid" xmlns:w16="http://schemas.microsoft.com/office/word/2018/wordml" xmlns:w16du="http://schemas.microsoft.com/office/word/2023/wordml/word16du" xmlns:w16sdtdh="http://schemas.microsoft.com/office/word/2020/wordml/sdtdatahash" xmlns:w16se="http://schemas.microsoft.com/office/word/2015/wordml/symex" xmlns:wpg="http://schemas.microsoft.com/office/word/2010/wordprocessingGroup" xmlns:wpi="http://schemas.microsoft.com/office/word/2010/wordprocessingInk" xmlns:wne="http://schemas.microsoft.com/office/word/2006/wordml" xmlns:wps="http://schemas.microsoft.com/office/word/2010/wordprocessingShape" mc:Ignorable="w14 w15 w16se w16cid w16 w16cex w16sdtdh w16du wp14">
+<w:document xmlns:wpc="http://schemas.microsoft.com/office/word/2010/wordprocessingCanvas" xmlns:cx="http://schemas.microsoft.com/office/drawing/2014/chartex" xmlns:cx1="http://schemas.microsoft.com/office/drawing/2015/9/8/chartex" xmlns:cx2="http://schemas.microsoft.com/office/drawing/2015/10/21/chartex" xmlns:cx3="http://schemas.microsoft.com/office/drawing/2016/5/9/chartex" xmlns:cx4="http://schemas.microsoft.com/office/drawing/2016/5/10/chartex" xmlns:cx5="http://schemas.microsoft.com/office/drawing/2016/5/11/chartex" xmlns:cx6="http://schemas.microsoft.com/office/drawing/2016/5/12/chartex" xmlns:cx7="http://schemas.microsoft.com/office/drawing/2016/5/13/chartex" xmlns:cx8="http://schemas.microsoft.com/office/drawing/2016/5/14/chartex" xmlns:mc="http://schemas.openxmlformats.org/markup-compatibility/2006" xmlns:aink="http://schemas.microsoft.com/office/drawing/2016/ink" xmlns:am3d="http://schemas.microsoft.com/office/drawing/2017/model3d" xmlns:o="urn:schemas-microsoft-com:office:office" xmlns:oel="http://schemas.microsoft.com/office/2019/extlst" xmlns:r="http://schemas.openxmlformats.org/officeDocument/2006/relationships" xmlns:m="http://schemas.openxmlformats.org/officeDocument/2006/math" xmlns:v="urn:schemas-microsoft-com:vml" xmlns:wp14="http://schemas.microsoft.com/office/word/2010/wordprocessingDrawing" xmlns:wp="http://schemas.openxmlformats.org/drawingml/2006/wordprocessingDrawing" xmlns:w10="urn:schemas-microsoft-com:office:word" xmlns:w="http://schemas.openxmlformats.org/wordprocessingml/2006/main" xmlns:w14="http://schemas.microsoft.com/office/word/2010/wordml" xmlns:w15="http://schemas.microsoft.com/office/word/2012/wordml" xmlns:w16cex="http://schemas.microsoft.com/office/word/2018/wordml/cex" xmlns:w16cid="http://schemas.microsoft.com/office/word/2016/wordml/cid" xmlns:w16="http://schemas.microsoft.com/office/word/2018/wordml" xmlns:w16du="http://schemas.microsoft.com/office/word/2023/wordml/word16du" xmlns:w16sdtdh="http://schemas.microsoft.com/office/word/2020/wordml/sdtdatahash" xmlns:w16sdtfl="http://schemas.microsoft.com/office/word/2024/wordml/sdtformatlock" xmlns:w16se="http://schemas.microsoft.com/office/word/2015/wordml/symex" xmlns:wpg="http://schemas.microsoft.com/office/word/2010/wordprocessingGroup" xmlns:wpi="http://schemas.microsoft.com/office/word/2010/wordprocessingInk" xmlns:wne="http://schemas.microsoft.com/office/word/2006/wordml" xmlns:wps="http://schemas.microsoft.com/office/word/2010/wordprocessingShape" mc:Ignorable="w14 w15 w16se w16cid w16 w16cex w16sdtdh w16sdtfl w16du wp14">
   <w:body>
     <w:p>
       <w:pPr>
@@ -17,7 +17,98 @@
           <w:sz w:val="24"/>
           <w:szCs w:val="24"/>
         </w:rPr>
-        <w:t xml:space="preserve">这是动态环境说明啦</w:t>
+        <w:t xml:space="preserve">实物测试环境1的测试设备包括广域图像处理机、测试计算机（含2711发送板卡和LVDS接收发送板卡）、电源。广域精跟图像处理机接口管理FPGA软件运行于广域图像处理机；广域精跟地面应用软件、上注软件运行于测试计算机结合用于模拟2711相机源，发送广域图像数据；模拟天文处理机，接收处理后的IPD和日志信息；模拟星务发送上注指令，接收遥测信息。软件实物测试环境图如下图所示。</w:t>
+      </w:r>
+    </w:p>
+    <w:p>
+      <w:pPr>
+        <w:spacing w:line="360" w:lineRule="auto"/>
+        <w:ind w:firstLineChars="200" w:firstLine="480"/>
+        <w:rPr>
+          <w:sz w:val="24"/>
+          <w:szCs w:val="24"/>
+        </w:rPr>
+      </w:pPr>
+      <w:r>
+        <w:rPr>
+          <w:rFonts w:hint="eastAsia"/>
+          <w:sz w:val="24"/>
+          <w:szCs w:val="24"/>
+        </w:rPr>
+        <w:t xml:space="preserve">在广域精跟地面应用软件模拟2711相机源，发送广域图像，通过2711发送板卡给输入广域图像处理机，广域图像处理机再通过LVDS接收发送板卡接收处理后图像，并发送给广域精跟地面应用软件。在广域精跟地面应用软件向广域图像处理机发送控制指令（节点配置、软复位、串口数据等），并查看下传的遥测数据。通过上注软件进行程序上注，并接收下传测遥测信息。</w:t>
+      </w:r>
+    </w:p>
+    <w:p>
+      <w:pPr>
+        <w:spacing w:line="360" w:lineRule="auto"/>
+        <w:jc w:val="center"/>
+        <w:rPr>
+          <w:sz w:val="21"/>
+          <w:szCs w:val="21"/>
+        </w:rPr>
+      </w:pPr>
+      <w:r>
+        <w:rPr>
+          <w:rFonts w:hint="eastAsia"/>
+          <w:sz w:val="21"/>
+          <w:szCs w:val="21"/>
+        </w:rPr>
+        <w:t xml:space="preserve"/>
+      </w:r>
+      <w:r>
+        <w:drawing>
+          <wp:inline xmlns:a="http://schemas.openxmlformats.org/drawingml/2006/main" xmlns:pic="http://schemas.openxmlformats.org/drawingml/2006/picture">
+            <wp:extent cx="4140000" cy="1624019"/>
+            <wp:docPr id="1001" name="Picture 1971032452"/>
+            <wp:cNvGraphicFramePr>
+              <a:graphicFrameLocks noChangeAspect="1"/>
+            </wp:cNvGraphicFramePr>
+            <a:graphic>
+              <a:graphicData uri="http://schemas.openxmlformats.org/drawingml/2006/picture">
+                <pic:pic>
+                  <pic:nvPicPr>
+                    <pic:cNvPr id="0" name="image.png"/>
+                    <pic:cNvPicPr/>
+                  </pic:nvPicPr>
+                  <pic:blipFill>
+                    <a:blip r:embed="rId9"/>
+                    <a:stretch>
+                      <a:fillRect/>
+                    </a:stretch>
+                  </pic:blipFill>
+                  <pic:spPr>
+                    <a:xfrm>
+                      <a:off x="0" y="0"/>
+                      <a:ext cx="4140000" cy="1624019"/>
+                    </a:xfrm>
+                    <a:prstGeom prst="rect"/>
+                  </pic:spPr>
+                </pic:pic>
+              </a:graphicData>
+            </a:graphic>
+          </wp:inline>
+        </w:drawing>
+      </w:r>
+      <w:r>
+        <w:t xml:space="preserve"/>
+      </w:r>
+    </w:p>
+    <w:p>
+      <w:pPr>
+        <w:spacing w:line="360" w:lineRule="auto"/>
+        <w:jc w:val="center"/>
+        <w:rPr>
+          <w:sz w:val="21"/>
+          <w:szCs w:val="21"/>
+        </w:rPr>
+      </w:pPr>
+      <w:r>
+        <w:rPr>
+          <w:rFonts w:hint="eastAsia"/>
+          <w:sz w:val="21"/>
+          <w:szCs w:val="21"/>
+        </w:rPr>
+        <w:t xml:space="preserve">图5-2图像处理机接口管理FPGA软件测试环境1示意图</w:t>
       </w:r>
     </w:p>
     <w:sectPr>
@@ -31,7 +122,7 @@
 </file>
 
 <file path=word/endnotes.xml><?xml version="1.0" encoding="utf-8"?>
-<w:endnotes xmlns:wpc="http://schemas.microsoft.com/office/word/2010/wordprocessingCanvas" xmlns:cx="http://schemas.microsoft.com/office/drawing/2014/chartex" xmlns:cx1="http://schemas.microsoft.com/office/drawing/2015/9/8/chartex" xmlns:cx2="http://schemas.microsoft.com/office/drawing/2015/10/21/chartex" xmlns:cx3="http://schemas.microsoft.com/office/drawing/2016/5/9/chartex" xmlns:cx4="http://schemas.microsoft.com/office/drawing/2016/5/10/chartex" xmlns:cx5="http://schemas.microsoft.com/office/drawing/2016/5/11/chartex" xmlns:cx6="http://schemas.microsoft.com/office/drawing/2016/5/12/chartex" xmlns:cx7="http://schemas.microsoft.com/office/drawing/2016/5/13/chartex" xmlns:cx8="http://schemas.microsoft.com/office/drawing/2016/5/14/chartex" xmlns:mc="http://schemas.openxmlformats.org/markup-compatibility/2006" xmlns:aink="http://schemas.microsoft.com/office/drawing/2016/ink" xmlns:am3d="http://schemas.microsoft.com/office/drawing/2017/model3d" xmlns:o="urn:schemas-microsoft-com:office:office" xmlns:oel="http://schemas.microsoft.com/office/2019/extlst" xmlns:r="http://schemas.openxmlformats.org/officeDocument/2006/relationships" xmlns:m="http://schemas.openxmlformats.org/officeDocument/2006/math" xmlns:v="urn:schemas-microsoft-com:vml" xmlns:wp14="http://schemas.microsoft.com/office/word/2010/wordprocessingDrawing" xmlns:wp="http://schemas.openxmlformats.org/drawingml/2006/wordprocessingDrawing" xmlns:w10="urn:schemas-microsoft-com:office:word" xmlns:w="http://schemas.openxmlformats.org/wordprocessingml/2006/main" xmlns:w14="http://schemas.microsoft.com/office/word/2010/wordml" xmlns:w15="http://schemas.microsoft.com/office/word/2012/wordml" xmlns:w16cex="http://schemas.microsoft.com/office/word/2018/wordml/cex" xmlns:w16cid="http://schemas.microsoft.com/office/word/2016/wordml/cid" xmlns:w16="http://schemas.microsoft.com/office/word/2018/wordml" xmlns:w16du="http://schemas.microsoft.com/office/word/2023/wordml/word16du" xmlns:w16sdtdh="http://schemas.microsoft.com/office/word/2020/wordml/sdtdatahash" xmlns:w16se="http://schemas.microsoft.com/office/word/2015/wordml/symex" xmlns:wpg="http://schemas.microsoft.com/office/word/2010/wordprocessingGroup" xmlns:wpi="http://schemas.microsoft.com/office/word/2010/wordprocessingInk" xmlns:wne="http://schemas.microsoft.com/office/word/2006/wordml" xmlns:wps="http://schemas.microsoft.com/office/word/2010/wordprocessingShape" mc:Ignorable="w14 w15 w16se w16cid w16 w16cex w16sdtdh w16du wp14">
+<w:endnotes xmlns:wpc="http://schemas.microsoft.com/office/word/2010/wordprocessingCanvas" xmlns:cx="http://schemas.microsoft.com/office/drawing/2014/chartex" xmlns:cx1="http://schemas.microsoft.com/office/drawing/2015/9/8/chartex" xmlns:cx2="http://schemas.microsoft.com/office/drawing/2015/10/21/chartex" xmlns:cx3="http://schemas.microsoft.com/office/drawing/2016/5/9/chartex" xmlns:cx4="http://schemas.microsoft.com/office/drawing/2016/5/10/chartex" xmlns:cx5="http://schemas.microsoft.com/office/drawing/2016/5/11/chartex" xmlns:cx6="http://schemas.microsoft.com/office/drawing/2016/5/12/chartex" xmlns:cx7="http://schemas.microsoft.com/office/drawing/2016/5/13/chartex" xmlns:cx8="http://schemas.microsoft.com/office/drawing/2016/5/14/chartex" xmlns:mc="http://schemas.openxmlformats.org/markup-compatibility/2006" xmlns:aink="http://schemas.microsoft.com/office/drawing/2016/ink" xmlns:am3d="http://schemas.microsoft.com/office/drawing/2017/model3d" xmlns:o="urn:schemas-microsoft-com:office:office" xmlns:oel="http://schemas.microsoft.com/office/2019/extlst" xmlns:r="http://schemas.openxmlformats.org/officeDocument/2006/relationships" xmlns:m="http://schemas.openxmlformats.org/officeDocument/2006/math" xmlns:v="urn:schemas-microsoft-com:vml" xmlns:wp14="http://schemas.microsoft.com/office/word/2010/wordprocessingDrawing" xmlns:wp="http://schemas.openxmlformats.org/drawingml/2006/wordprocessingDrawing" xmlns:w10="urn:schemas-microsoft-com:office:word" xmlns:w="http://schemas.openxmlformats.org/wordprocessingml/2006/main" xmlns:w14="http://schemas.microsoft.com/office/word/2010/wordml" xmlns:w15="http://schemas.microsoft.com/office/word/2012/wordml" xmlns:w16cex="http://schemas.microsoft.com/office/word/2018/wordml/cex" xmlns:w16cid="http://schemas.microsoft.com/office/word/2016/wordml/cid" xmlns:w16="http://schemas.microsoft.com/office/word/2018/wordml" xmlns:w16du="http://schemas.microsoft.com/office/word/2023/wordml/word16du" xmlns:w16sdtdh="http://schemas.microsoft.com/office/word/2020/wordml/sdtdatahash" xmlns:w16sdtfl="http://schemas.microsoft.com/office/word/2024/wordml/sdtformatlock" xmlns:w16se="http://schemas.microsoft.com/office/word/2015/wordml/symex" xmlns:wpg="http://schemas.microsoft.com/office/word/2010/wordprocessingGroup" xmlns:wpi="http://schemas.microsoft.com/office/word/2010/wordprocessingInk" xmlns:wne="http://schemas.microsoft.com/office/word/2006/wordml" xmlns:wps="http://schemas.microsoft.com/office/word/2010/wordprocessingShape" mc:Ignorable="w14 w15 w16se w16cid w16 w16cex w16sdtdh w16sdtfl w16du wp14">
   <w:endnote w:type="separator" w:id="-1">
     <w:p>
       <w:pPr>
@@ -56,7 +147,7 @@
 </file>
 
 <file path=word/footnotes.xml><?xml version="1.0" encoding="utf-8"?>
-<w:footnotes xmlns:wpc="http://schemas.microsoft.com/office/word/2010/wordprocessingCanvas" xmlns:cx="http://schemas.microsoft.com/office/drawing/2014/chartex" xmlns:cx1="http://schemas.microsoft.com/office/drawing/2015/9/8/chartex" xmlns:cx2="http://schemas.microsoft.com/office/drawing/2015/10/21/chartex" xmlns:cx3="http://schemas.microsoft.com/office/drawing/2016/5/9/chartex" xmlns:cx4="http://schemas.microsoft.com/office/drawing/2016/5/10/chartex" xmlns:cx5="http://schemas.microsoft.com/office/drawing/2016/5/11/chartex" xmlns:cx6="http://schemas.microsoft.com/office/drawing/2016/5/12/chartex" xmlns:cx7="http://schemas.microsoft.com/office/drawing/2016/5/13/chartex" xmlns:cx8="http://schemas.microsoft.com/office/drawing/2016/5/14/chartex" xmlns:mc="http://schemas.openxmlformats.org/markup-compatibility/2006" xmlns:aink="http://schemas.microsoft.com/office/drawing/2016/ink" xmlns:am3d="http://schemas.microsoft.com/office/drawing/2017/model3d" xmlns:o="urn:schemas-microsoft-com:office:office" xmlns:oel="http://schemas.microsoft.com/office/2019/extlst" xmlns:r="http://schemas.openxmlformats.org/officeDocument/2006/relationships" xmlns:m="http://schemas.openxmlformats.org/officeDocument/2006/math" xmlns:v="urn:schemas-microsoft-com:vml" xmlns:wp14="http://schemas.microsoft.com/office/word/2010/wordprocessingDrawing" xmlns:wp="http://schemas.openxmlformats.org/drawingml/2006/wordprocessingDrawing" xmlns:w10="urn:schemas-microsoft-com:office:word" xmlns:w="http://schemas.openxmlformats.org/wordprocessingml/2006/main" xmlns:w14="http://schemas.microsoft.com/office/word/2010/wordml" xmlns:w15="http://schemas.microsoft.com/office/word/2012/wordml" xmlns:w16cex="http://schemas.microsoft.com/office/word/2018/wordml/cex" xmlns:w16cid="http://schemas.microsoft.com/office/word/2016/wordml/cid" xmlns:w16="http://schemas.microsoft.com/office/word/2018/wordml" xmlns:w16du="http://schemas.microsoft.com/office/word/2023/wordml/word16du" xmlns:w16sdtdh="http://schemas.microsoft.com/office/word/2020/wordml/sdtdatahash" xmlns:w16se="http://schemas.microsoft.com/office/word/2015/wordml/symex" xmlns:wpg="http://schemas.microsoft.com/office/word/2010/wordprocessingGroup" xmlns:wpi="http://schemas.microsoft.com/office/word/2010/wordprocessingInk" xmlns:wne="http://schemas.microsoft.com/office/word/2006/wordml" xmlns:wps="http://schemas.microsoft.com/office/word/2010/wordprocessingShape" mc:Ignorable="w14 w15 w16se w16cid w16 w16cex w16sdtdh w16du wp14">
+<w:footnotes xmlns:wpc="http://schemas.microsoft.com/office/word/2010/wordprocessingCanvas" xmlns:cx="http://schemas.microsoft.com/office/drawing/2014/chartex" xmlns:cx1="http://schemas.microsoft.com/office/drawing/2015/9/8/chartex" xmlns:cx2="http://schemas.microsoft.com/office/drawing/2015/10/21/chartex" xmlns:cx3="http://schemas.microsoft.com/office/drawing/2016/5/9/chartex" xmlns:cx4="http://schemas.microsoft.com/office/drawing/2016/5/10/chartex" xmlns:cx5="http://schemas.microsoft.com/office/drawing/2016/5/11/chartex" xmlns:cx6="http://schemas.microsoft.com/office/drawing/2016/5/12/chartex" xmlns:cx7="http://schemas.microsoft.com/office/drawing/2016/5/13/chartex" xmlns:cx8="http://schemas.microsoft.com/office/drawing/2016/5/14/chartex" xmlns:mc="http://schemas.openxmlformats.org/markup-compatibility/2006" xmlns:aink="http://schemas.microsoft.com/office/drawing/2016/ink" xmlns:am3d="http://schemas.microsoft.com/office/drawing/2017/model3d" xmlns:o="urn:schemas-microsoft-com:office:office" xmlns:oel="http://schemas.microsoft.com/office/2019/extlst" xmlns:r="http://schemas.openxmlformats.org/officeDocument/2006/relationships" xmlns:m="http://schemas.openxmlformats.org/officeDocument/2006/math" xmlns:v="urn:schemas-microsoft-com:vml" xmlns:wp14="http://schemas.microsoft.com/office/word/2010/wordprocessingDrawing" xmlns:wp="http://schemas.openxmlformats.org/drawingml/2006/wordprocessingDrawing" xmlns:w10="urn:schemas-microsoft-com:office:word" xmlns:w="http://schemas.openxmlformats.org/wordprocessingml/2006/main" xmlns:w14="http://schemas.microsoft.com/office/word/2010/wordml" xmlns:w15="http://schemas.microsoft.com/office/word/2012/wordml" xmlns:w16cex="http://schemas.microsoft.com/office/word/2018/wordml/cex" xmlns:w16cid="http://schemas.microsoft.com/office/word/2016/wordml/cid" xmlns:w16="http://schemas.microsoft.com/office/word/2018/wordml" xmlns:w16du="http://schemas.microsoft.com/office/word/2023/wordml/word16du" xmlns:w16sdtdh="http://schemas.microsoft.com/office/word/2020/wordml/sdtdatahash" xmlns:w16sdtfl="http://schemas.microsoft.com/office/word/2024/wordml/sdtformatlock" xmlns:w16se="http://schemas.microsoft.com/office/word/2015/wordml/symex" xmlns:wpg="http://schemas.microsoft.com/office/word/2010/wordprocessingGroup" xmlns:wpi="http://schemas.microsoft.com/office/word/2010/wordprocessingInk" xmlns:wne="http://schemas.microsoft.com/office/word/2006/wordml" xmlns:wps="http://schemas.microsoft.com/office/word/2010/wordprocessingShape" mc:Ignorable="w14 w15 w16se w16cid w16 w16cex w16sdtdh w16sdtfl w16du wp14">
   <w:footnote w:type="separator" w:id="-1">
     <w:p>
       <w:pPr>
@@ -81,7 +172,7 @@
 </file>
 
 <file path=word/numbering.xml><?xml version="1.0" encoding="utf-8"?>
-<w:numbering xmlns:wpc="http://schemas.microsoft.com/office/word/2010/wordprocessingCanvas" xmlns:cx="http://schemas.microsoft.com/office/drawing/2014/chartex" xmlns:cx1="http://schemas.microsoft.com/office/drawing/2015/9/8/chartex" xmlns:cx2="http://schemas.microsoft.com/office/drawing/2015/10/21/chartex" xmlns:cx3="http://schemas.microsoft.com/office/drawing/2016/5/9/chartex" xmlns:cx4="http://schemas.microsoft.com/office/drawing/2016/5/10/chartex" xmlns:cx5="http://schemas.microsoft.com/office/drawing/2016/5/11/chartex" xmlns:cx6="http://schemas.microsoft.com/office/drawing/2016/5/12/chartex" xmlns:cx7="http://schemas.microsoft.com/office/drawing/2016/5/13/chartex" xmlns:cx8="http://schemas.microsoft.com/office/drawing/2016/5/14/chartex" xmlns:mc="http://schemas.openxmlformats.org/markup-compatibility/2006" xmlns:aink="http://schemas.microsoft.com/office/drawing/2016/ink" xmlns:am3d="http://schemas.microsoft.com/office/drawing/2017/model3d" xmlns:o="urn:schemas-microsoft-com:office:office" xmlns:oel="http://schemas.microsoft.com/office/2019/extlst" xmlns:r="http://schemas.openxmlformats.org/officeDocument/2006/relationships" xmlns:m="http://schemas.openxmlformats.org/officeDocument/2006/math" xmlns:v="urn:schemas-microsoft-com:vml" xmlns:wp14="http://schemas.microsoft.com/office/word/2010/wordprocessingDrawing" xmlns:wp="http://schemas.openxmlformats.org/drawingml/2006/wordprocessingDrawing" xmlns:w10="urn:schemas-microsoft-com:office:word" xmlns:w="http://schemas.openxmlformats.org/wordprocessingml/2006/main" xmlns:w14="http://schemas.microsoft.com/office/word/2010/wordml" xmlns:w15="http://schemas.microsoft.com/office/word/2012/wordml" xmlns:w16cex="http://schemas.microsoft.com/office/word/2018/wordml/cex" xmlns:w16cid="http://schemas.microsoft.com/office/word/2016/wordml/cid" xmlns:w16="http://schemas.microsoft.com/office/word/2018/wordml" xmlns:w16du="http://schemas.microsoft.com/office/word/2023/wordml/word16du" xmlns:w16sdtdh="http://schemas.microsoft.com/office/word/2020/wordml/sdtdatahash" xmlns:w16se="http://schemas.microsoft.com/office/word/2015/wordml/symex" xmlns:wpg="http://schemas.microsoft.com/office/word/2010/wordprocessingGroup" xmlns:wpi="http://schemas.microsoft.com/office/word/2010/wordprocessingInk" xmlns:wne="http://schemas.microsoft.com/office/word/2006/wordml" xmlns:wps="http://schemas.microsoft.com/office/word/2010/wordprocessingShape" mc:Ignorable="w14 w15 w16se w16cid w16 w16cex w16sdtdh w16du wp14">
+<w:numbering xmlns:wpc="http://schemas.microsoft.com/office/word/2010/wordprocessingCanvas" xmlns:cx="http://schemas.microsoft.com/office/drawing/2014/chartex" xmlns:cx1="http://schemas.microsoft.com/office/drawing/2015/9/8/chartex" xmlns:cx2="http://schemas.microsoft.com/office/drawing/2015/10/21/chartex" xmlns:cx3="http://schemas.microsoft.com/office/drawing/2016/5/9/chartex" xmlns:cx4="http://schemas.microsoft.com/office/drawing/2016/5/10/chartex" xmlns:cx5="http://schemas.microsoft.com/office/drawing/2016/5/11/chartex" xmlns:cx6="http://schemas.microsoft.com/office/drawing/2016/5/12/chartex" xmlns:cx7="http://schemas.microsoft.com/office/drawing/2016/5/13/chartex" xmlns:cx8="http://schemas.microsoft.com/office/drawing/2016/5/14/chartex" xmlns:mc="http://schemas.openxmlformats.org/markup-compatibility/2006" xmlns:aink="http://schemas.microsoft.com/office/drawing/2016/ink" xmlns:am3d="http://schemas.microsoft.com/office/drawing/2017/model3d" xmlns:o="urn:schemas-microsoft-com:office:office" xmlns:oel="http://schemas.microsoft.com/office/2019/extlst" xmlns:r="http://schemas.openxmlformats.org/officeDocument/2006/relationships" xmlns:m="http://schemas.openxmlformats.org/officeDocument/2006/math" xmlns:v="urn:schemas-microsoft-com:vml" xmlns:wp14="http://schemas.microsoft.com/office/word/2010/wordprocessingDrawing" xmlns:wp="http://schemas.openxmlformats.org/drawingml/2006/wordprocessingDrawing" xmlns:w10="urn:schemas-microsoft-com:office:word" xmlns:w="http://schemas.openxmlformats.org/wordprocessingml/2006/main" xmlns:w14="http://schemas.microsoft.com/office/word/2010/wordml" xmlns:w15="http://schemas.microsoft.com/office/word/2012/wordml" xmlns:w16cex="http://schemas.microsoft.com/office/word/2018/wordml/cex" xmlns:w16cid="http://schemas.microsoft.com/office/word/2016/wordml/cid" xmlns:w16="http://schemas.microsoft.com/office/word/2018/wordml" xmlns:w16du="http://schemas.microsoft.com/office/word/2023/wordml/word16du" xmlns:w16sdtdh="http://schemas.microsoft.com/office/word/2020/wordml/sdtdatahash" xmlns:w16sdtfl="http://schemas.microsoft.com/office/word/2024/wordml/sdtformatlock" xmlns:w16se="http://schemas.microsoft.com/office/word/2015/wordml/symex" xmlns:wpg="http://schemas.microsoft.com/office/word/2010/wordprocessingGroup" xmlns:wpi="http://schemas.microsoft.com/office/word/2010/wordprocessingInk" xmlns:wne="http://schemas.microsoft.com/office/word/2006/wordml" xmlns:wps="http://schemas.microsoft.com/office/word/2010/wordprocessingShape" mc:Ignorable="w14 w15 w16se w16cid w16 w16cex w16sdtdh w16sdtfl w16du wp14">
   <w:abstractNum w:abstractNumId="0" w15:restartNumberingAfterBreak="0">
     <w:nsid w:val="0A5920EB"/>
     <w:multiLevelType w:val="hybridMultilevel"/>
@@ -449,7 +540,7 @@
 </file>
 
 <file path=word/styles.xml><?xml version="1.0" encoding="utf-8"?>
-<w:styles xmlns:mc="http://schemas.openxmlformats.org/markup-compatibility/2006" xmlns:r="http://schemas.openxmlformats.org/officeDocument/2006/relationships" xmlns:w="http://schemas.openxmlformats.org/wordprocessingml/2006/main" xmlns:w14="http://schemas.microsoft.com/office/word/2010/wordml" xmlns:w15="http://schemas.microsoft.com/office/word/2012/wordml" xmlns:w16cex="http://schemas.microsoft.com/office/word/2018/wordml/cex" xmlns:w16cid="http://schemas.microsoft.com/office/word/2016/wordml/cid" xmlns:w16="http://schemas.microsoft.com/office/word/2018/wordml" xmlns:w16du="http://schemas.microsoft.com/office/word/2023/wordml/word16du" xmlns:w16sdtdh="http://schemas.microsoft.com/office/word/2020/wordml/sdtdatahash" xmlns:w16se="http://schemas.microsoft.com/office/word/2015/wordml/symex" mc:Ignorable="w14 w15 w16se w16cid w16 w16cex w16sdtdh w16du">
+<w:styles xmlns:mc="http://schemas.openxmlformats.org/markup-compatibility/2006" xmlns:r="http://schemas.openxmlformats.org/officeDocument/2006/relationships" xmlns:w="http://schemas.openxmlformats.org/wordprocessingml/2006/main" xmlns:w14="http://schemas.microsoft.com/office/word/2010/wordml" xmlns:w15="http://schemas.microsoft.com/office/word/2012/wordml" xmlns:w16cex="http://schemas.microsoft.com/office/word/2018/wordml/cex" xmlns:w16cid="http://schemas.microsoft.com/office/word/2016/wordml/cid" xmlns:w16="http://schemas.microsoft.com/office/word/2018/wordml" xmlns:w16du="http://schemas.microsoft.com/office/word/2023/wordml/word16du" xmlns:w16sdtdh="http://schemas.microsoft.com/office/word/2020/wordml/sdtdatahash" xmlns:w16sdtfl="http://schemas.microsoft.com/office/word/2024/wordml/sdtformatlock" xmlns:w16se="http://schemas.microsoft.com/office/word/2015/wordml/symex" mc:Ignorable="w14 w15 w16se w16cid w16 w16cex w16sdtdh w16sdtfl w16du">
   <w:docDefaults>
     <w:rPrDefault>
       <w:rPr>
